--- a/netlify/template-files/incident-rca.docx
+++ b/netlify/template-files/incident-rca.docx
@@ -2782,6 +2782,151 @@
       </w:r>
     </w:p>
     <w:p/>
+    <w:p>
+      <w:pPr>
+        <w:pStyle w:val="Heading2"/>
+      </w:pPr>
+      <w:r>
+        <w:t>Document History</w:t>
+      </w:r>
+    </w:p>
+    <w:tbl>
+      <w:tblPr>
+        <w:tblW w:type="auto" w:w="0"/>
+        <w:tblLook w:firstColumn="1" w:firstRow="1" w:lastColumn="0" w:lastRow="0" w:noHBand="0" w:noVBand="1" w:val="04A0"/>
+      </w:tblPr>
+      <w:tblGrid>
+        <w:gridCol w:w="1872"/>
+        <w:gridCol w:w="1872"/>
+        <w:gridCol w:w="1872"/>
+        <w:gridCol w:w="1872"/>
+        <w:gridCol w:w="1872"/>
+      </w:tblGrid>
+      <w:tr>
+        <w:tc>
+          <w:tcPr>
+            <w:tcW w:type="dxa" w:w="1872"/>
+            <w:shd w:val="clear" w:color="auto" w:fill="EDE9FE"/>
+          </w:tcPr>
+          <w:p>
+            <w:r>
+              <w:rPr>
+                <w:b/>
+              </w:rPr>
+              <w:t>Version</w:t>
+            </w:r>
+          </w:p>
+        </w:tc>
+        <w:tc>
+          <w:tcPr>
+            <w:tcW w:type="dxa" w:w="1872"/>
+            <w:shd w:val="clear" w:color="auto" w:fill="EDE9FE"/>
+          </w:tcPr>
+          <w:p>
+            <w:r>
+              <w:rPr>
+                <w:b/>
+              </w:rPr>
+              <w:t>Date</w:t>
+            </w:r>
+          </w:p>
+        </w:tc>
+        <w:tc>
+          <w:tcPr>
+            <w:tcW w:type="dxa" w:w="1872"/>
+            <w:shd w:val="clear" w:color="auto" w:fill="EDE9FE"/>
+          </w:tcPr>
+          <w:p>
+            <w:r>
+              <w:rPr>
+                <w:b/>
+              </w:rPr>
+              <w:t>Description</w:t>
+            </w:r>
+          </w:p>
+        </w:tc>
+        <w:tc>
+          <w:tcPr>
+            <w:tcW w:type="dxa" w:w="1872"/>
+            <w:shd w:val="clear" w:color="auto" w:fill="EDE9FE"/>
+          </w:tcPr>
+          <w:p>
+            <w:r>
+              <w:rPr>
+                <w:b/>
+              </w:rPr>
+              <w:t>Written by</w:t>
+            </w:r>
+          </w:p>
+        </w:tc>
+        <w:tc>
+          <w:tcPr>
+            <w:tcW w:type="dxa" w:w="1872"/>
+            <w:shd w:val="clear" w:color="auto" w:fill="EDE9FE"/>
+          </w:tcPr>
+          <w:p>
+            <w:r>
+              <w:rPr>
+                <w:b/>
+              </w:rPr>
+              <w:t>Approved by</w:t>
+            </w:r>
+          </w:p>
+        </w:tc>
+      </w:tr>
+      <w:tr>
+        <w:tc>
+          <w:tcPr>
+            <w:tcW w:type="dxa" w:w="1872"/>
+          </w:tcPr>
+          <w:p>
+            <w:r>
+              <w:t>1.0.0</w:t>
+            </w:r>
+          </w:p>
+        </w:tc>
+        <w:tc>
+          <w:tcPr>
+            <w:tcW w:type="dxa" w:w="1872"/>
+          </w:tcPr>
+          <w:p>
+            <w:r>
+              <w:t>[TODAYS DATE]</w:t>
+            </w:r>
+          </w:p>
+        </w:tc>
+        <w:tc>
+          <w:tcPr>
+            <w:tcW w:type="dxa" w:w="1872"/>
+          </w:tcPr>
+          <w:p>
+            <w:r>
+              <w:t>Initial Version</w:t>
+            </w:r>
+          </w:p>
+        </w:tc>
+        <w:tc>
+          <w:tcPr>
+            <w:tcW w:type="dxa" w:w="1872"/>
+          </w:tcPr>
+          <w:p>
+            <w:r>
+              <w:t>[Name]</w:t>
+            </w:r>
+          </w:p>
+        </w:tc>
+        <w:tc>
+          <w:tcPr>
+            <w:tcW w:type="dxa" w:w="1872"/>
+          </w:tcPr>
+          <w:p>
+            <w:r>
+              <w:t>[Name]</w:t>
+            </w:r>
+          </w:p>
+        </w:tc>
+      </w:tr>
+    </w:tbl>
     <w:sectPr>
       <w:headerReference w:type="default" r:id="rId6"/>
       <w:footerReference w:type="default" r:id="rId9"/>
